--- a/WK7AssgnAdhikariR.docx
+++ b/WK7AssgnAdhikariR.docx
@@ -87,6 +87,28 @@
             </w:rPr>
             <w:br/>
             <w:t>Walden University</w:t>
+          </w:r>
+        </w:p>
+        <w:p>
+          <w:pPr>
+            <w:pStyle w:val="NoSpacing"/>
+            <w:spacing w:after="240" w:line="480" w:lineRule="auto"/>
+            <w:jc w:val="center"/>
+            <w:rPr>
+              <w:rFonts w:ascii="Times New Roman" w:hAnsi="Times New Roman" w:cs="Times New Roman"/>
+              <w:color w:val="000000" w:themeColor="text1"/>
+              <w:sz w:val="48"/>
+              <w:szCs w:val="48"/>
+            </w:rPr>
+          </w:pPr>
+          <w:r>
+            <w:rPr>
+              <w:rFonts w:ascii="Times New Roman" w:hAnsi="Times New Roman" w:cs="Times New Roman"/>
+              <w:color w:val="000000" w:themeColor="text1"/>
+              <w:sz w:val="48"/>
+              <w:szCs w:val="48"/>
+            </w:rPr>
+            <w:t>NURS-6451</w:t>
           </w:r>
           <w:r>
             <w:rPr>
@@ -247,13 +269,39 @@
     <w:p>
       <w:pPr>
         <w:rPr>
-          <w:rFonts w:ascii="Lato" w:hAnsi="Lato"/>
+          <w:b/>
+          <w:bCs/>
           <w:color w:val="2D3B45"/>
         </w:rPr>
       </w:pPr>
-    </w:p>
-    <w:p>
-      <w:pPr>
+      <w:r>
+        <w:rPr>
+          <w:b/>
+          <w:bCs/>
+          <w:color w:val="2D3B45"/>
+        </w:rPr>
+        <w:t xml:space="preserve">Topic: Evaluation Methodology Plan You Would Use to Evaluate </w:t>
+      </w:r>
+      <w:r>
+        <w:rPr>
+          <w:b/>
+          <w:bCs/>
+          <w:color w:val="2D3B45"/>
+        </w:rPr>
+        <w:t>Y</w:t>
+      </w:r>
+      <w:r>
+        <w:rPr>
+          <w:b/>
+          <w:bCs/>
+          <w:color w:val="2D3B45"/>
+        </w:rPr>
+        <w:t>our Case Study</w:t>
+      </w:r>
+    </w:p>
+    <w:p>
+      <w:pPr>
+        <w:spacing w:line="480" w:lineRule="auto"/>
         <w:rPr>
           <w:b/>
           <w:bCs/>
@@ -275,11 +323,6 @@
         </w:rPr>
         <w:t>Introduction:</w:t>
       </w:r>
-    </w:p>
-    <w:p>
-      <w:pPr>
-        <w:spacing w:line="480" w:lineRule="auto"/>
-      </w:pPr>
     </w:p>
     <w:p>
       <w:pPr>
@@ -514,11 +557,11 @@
         <w:t xml:space="preserve"> </w:t>
       </w:r>
       <w:r>
-        <w:t xml:space="preserve">It allows an in-depth analysis of the implementation of barcoding. It captures both qualitative experience that can be implementation issues and staff perception and measurable impact such as reduction in documentation error. Along with this a </w:t>
+        <w:t xml:space="preserve">It allows an in-depth analysis of the implementation </w:t>
       </w:r>
       <w:r>
         <w:lastRenderedPageBreak/>
-        <w:t>Quasi-experimental design can also be considered for comparing before and aftereffects of barcode implementation.</w:t>
+        <w:t>of barcoding. It captures both qualitative experience that can be implementation issues and staff perception and measurable impact such as reduction in documentation error. Along with this a Quasi-experimental design can also be considered for comparing before and aftereffects of barcode implementation.</w:t>
       </w:r>
       <w:r>
         <w:rPr>
@@ -790,13 +833,21 @@
           <w:color w:val="000000"/>
           <w:shd w:val="clear" w:color="auto" w:fill="FFFFFF"/>
         </w:rPr>
-        <w:t xml:space="preserve">its ability to explain processes and patterns of human </w:t>
+        <w:t xml:space="preserve">its ability to explain </w:t>
       </w:r>
       <w:r>
         <w:rPr>
           <w:color w:val="000000"/>
           <w:shd w:val="clear" w:color="auto" w:fill="FFFFFF"/>
         </w:rPr>
+        <w:lastRenderedPageBreak/>
+        <w:t xml:space="preserve">processes and patterns of human </w:t>
+      </w:r>
+      <w:r>
+        <w:rPr>
+          <w:color w:val="000000"/>
+          <w:shd w:val="clear" w:color="auto" w:fill="FFFFFF"/>
+        </w:rPr>
         <w:t>behavior.</w:t>
       </w:r>
       <w:r>
@@ -847,7 +898,6 @@
         <w:rPr>
           <w:color w:val="1F1F1F"/>
         </w:rPr>
-        <w:lastRenderedPageBreak/>
         <w:t xml:space="preserve">statistics </w:t>
       </w:r>
       <w:r>
@@ -1074,49 +1124,13 @@
         <w:t xml:space="preserve">. </w:t>
       </w:r>
       <w:r>
-        <w:t xml:space="preserve">Metrics </w:t>
-      </w:r>
-      <w:r>
-        <w:t xml:space="preserve">such as </w:t>
-      </w:r>
-      <w:r>
-        <w:t xml:space="preserve">scanning compliance rates, </w:t>
-      </w:r>
-      <w:r>
-        <w:t xml:space="preserve">cost </w:t>
+        <w:t xml:space="preserve">Metrics such as scanning compliance rates, cost </w:t>
       </w:r>
       <w:r>
         <w:t>reduction, time</w:t>
       </w:r>
       <w:r>
-        <w:t xml:space="preserve"> savings, </w:t>
-      </w:r>
-      <w:r>
-        <w:t xml:space="preserve">and error reduction </w:t>
-      </w:r>
-      <w:r>
-        <w:t xml:space="preserve">are collected before and after </w:t>
-      </w:r>
-      <w:r>
-        <w:t>barcode i</w:t>
-      </w:r>
-      <w:r>
-        <w:t>mplementation to evaluate effectiveness.</w:t>
-      </w:r>
-      <w:r>
-        <w:t xml:space="preserve"> </w:t>
-      </w:r>
-      <w:r>
-        <w:t xml:space="preserve">Qualitative data </w:t>
-      </w:r>
-      <w:r>
-        <w:t xml:space="preserve">assist us in uncovering </w:t>
-      </w:r>
-      <w:r>
-        <w:t>issues that numbers alone might</w:t>
-      </w:r>
-      <w:r>
-        <w:t xml:space="preserve"> not</w:t>
+        <w:t xml:space="preserve"> savings, and error reduction are collected before and after barcode implementation to evaluate effectiveness. Qualitative data assist us in uncovering issues that numbers alone might not</w:t>
       </w:r>
       <w:r>
         <w:t>,</w:t>
